--- a/Git and github 4.docx
+++ b/Git and github 4.docx
@@ -115,14 +115,83 @@
     </w:p>
     <w:p>
       <w:pPr>
+        <w:pStyle w:val="ListParagraph"/>
         <w:numPr>
           <w:ilvl w:val="0"/>
-          <w:numId w:val="18"/>
+          <w:numId w:val="24"/>
         </w:numPr>
       </w:pPr>
-      <w:bookmarkStart w:id="0" w:name="_GoBack"/>
-      <w:bookmarkEnd w:id="0"/>
-    </w:p>
+      <w:r>
+        <w:t xml:space="preserve">git branch </w:t>
+      </w:r>
+      <w:proofErr w:type="spellStart"/>
+      <w:r>
+        <w:t>adeore_tutudude</w:t>
+      </w:r>
+      <w:proofErr w:type="spellEnd"/>
+    </w:p>
+    <w:p>
+      <w:pPr>
+        <w:pStyle w:val="ListParagraph"/>
+        <w:numPr>
+          <w:ilvl w:val="0"/>
+          <w:numId w:val="24"/>
+        </w:numPr>
+      </w:pPr>
+      <w:r>
+        <w:t xml:space="preserve">git push -u origin </w:t>
+      </w:r>
+      <w:proofErr w:type="spellStart"/>
+      <w:r>
+        <w:t>adeore_tutedude</w:t>
+      </w:r>
+      <w:proofErr w:type="spellEnd"/>
+    </w:p>
+    <w:p>
+      <w:r>
+        <w:rPr>
+          <w:noProof/>
+        </w:rPr>
+        <w:drawing>
+          <wp:inline distT="0" distB="0" distL="0" distR="0" wp14:anchorId="0DD0DEEC" wp14:editId="2104CCF1">
+            <wp:extent cx="4667250" cy="3695700"/>
+            <wp:effectExtent l="0" t="0" r="0" b="0"/>
+            <wp:docPr id="2" name="Picture 2"/>
+            <wp:cNvGraphicFramePr>
+              <a:graphicFrameLocks xmlns:a="http://schemas.openxmlformats.org/drawingml/2006/main" noChangeAspect="1"/>
+            </wp:cNvGraphicFramePr>
+            <a:graphic xmlns:a="http://schemas.openxmlformats.org/drawingml/2006/main">
+              <a:graphicData uri="http://schemas.openxmlformats.org/drawingml/2006/picture">
+                <pic:pic xmlns:pic="http://schemas.openxmlformats.org/drawingml/2006/picture">
+                  <pic:nvPicPr>
+                    <pic:cNvPr id="1" name=""/>
+                    <pic:cNvPicPr/>
+                  </pic:nvPicPr>
+                  <pic:blipFill>
+                    <a:blip r:embed="rId6"/>
+                    <a:stretch>
+                      <a:fillRect/>
+                    </a:stretch>
+                  </pic:blipFill>
+                  <pic:spPr>
+                    <a:xfrm>
+                      <a:off x="0" y="0"/>
+                      <a:ext cx="4667250" cy="3695700"/>
+                    </a:xfrm>
+                    <a:prstGeom prst="rect">
+                      <a:avLst/>
+                    </a:prstGeom>
+                  </pic:spPr>
+                </pic:pic>
+              </a:graphicData>
+            </a:graphic>
+          </wp:inline>
+        </w:drawing>
+      </w:r>
+    </w:p>
+    <w:p/>
+    <w:p/>
+    <w:p/>
     <w:p>
       <w:pPr>
         <w:numPr>
@@ -131,8 +200,63 @@
         </w:numPr>
       </w:pPr>
       <w:r>
+        <w:lastRenderedPageBreak/>
         <w:t>Add your Flask project files to this branch.</w:t>
       </w:r>
+    </w:p>
+    <w:p>
+      <w:pPr>
+        <w:ind w:left="720"/>
+      </w:pPr>
+      <w:bookmarkStart w:id="0" w:name="_GoBack"/>
+      <w:bookmarkEnd w:id="0"/>
+      <w:r>
+        <w:rPr>
+          <w:noProof/>
+        </w:rPr>
+        <w:drawing>
+          <wp:inline distT="0" distB="0" distL="0" distR="0" wp14:anchorId="6C013BB6" wp14:editId="384F6A32">
+            <wp:extent cx="5943600" cy="2762885"/>
+            <wp:effectExtent l="0" t="0" r="0" b="0"/>
+            <wp:docPr id="3" name="Picture 3"/>
+            <wp:cNvGraphicFramePr>
+              <a:graphicFrameLocks xmlns:a="http://schemas.openxmlformats.org/drawingml/2006/main" noChangeAspect="1"/>
+            </wp:cNvGraphicFramePr>
+            <a:graphic xmlns:a="http://schemas.openxmlformats.org/drawingml/2006/main">
+              <a:graphicData uri="http://schemas.openxmlformats.org/drawingml/2006/picture">
+                <pic:pic xmlns:pic="http://schemas.openxmlformats.org/drawingml/2006/picture">
+                  <pic:nvPicPr>
+                    <pic:cNvPr id="1" name=""/>
+                    <pic:cNvPicPr/>
+                  </pic:nvPicPr>
+                  <pic:blipFill>
+                    <a:blip r:embed="rId7"/>
+                    <a:stretch>
+                      <a:fillRect/>
+                    </a:stretch>
+                  </pic:blipFill>
+                  <pic:spPr>
+                    <a:xfrm>
+                      <a:off x="0" y="0"/>
+                      <a:ext cx="5943600" cy="2762885"/>
+                    </a:xfrm>
+                    <a:prstGeom prst="rect">
+                      <a:avLst/>
+                    </a:prstGeom>
+                  </pic:spPr>
+                </pic:pic>
+              </a:graphicData>
+            </a:graphic>
+          </wp:inline>
+        </w:drawing>
+      </w:r>
+    </w:p>
+    <w:p/>
+    <w:p>
+      <w:pPr>
+        <w:spacing w:after="240"/>
+        <w:ind w:left="720"/>
+      </w:pPr>
     </w:p>
     <w:p>
       <w:pPr>
@@ -161,6 +285,60 @@
     </w:p>
     <w:p>
       <w:pPr>
+        <w:numPr>
+          <w:ilvl w:val="0"/>
+          <w:numId w:val="1"/>
+        </w:numPr>
+        <w:spacing w:after="240"/>
+      </w:pPr>
+      <w:r>
+        <w:rPr>
+          <w:noProof/>
+        </w:rPr>
+        <w:drawing>
+          <wp:inline distT="0" distB="0" distL="0" distR="0" wp14:anchorId="5920A22E" wp14:editId="3CF36004">
+            <wp:extent cx="5943600" cy="1812925"/>
+            <wp:effectExtent l="0" t="0" r="0" b="0"/>
+            <wp:docPr id="4" name="Picture 4"/>
+            <wp:cNvGraphicFramePr>
+              <a:graphicFrameLocks xmlns:a="http://schemas.openxmlformats.org/drawingml/2006/main" noChangeAspect="1"/>
+            </wp:cNvGraphicFramePr>
+            <a:graphic xmlns:a="http://schemas.openxmlformats.org/drawingml/2006/main">
+              <a:graphicData uri="http://schemas.openxmlformats.org/drawingml/2006/picture">
+                <pic:pic xmlns:pic="http://schemas.openxmlformats.org/drawingml/2006/picture">
+                  <pic:nvPicPr>
+                    <pic:cNvPr id="1" name=""/>
+                    <pic:cNvPicPr/>
+                  </pic:nvPicPr>
+                  <pic:blipFill>
+                    <a:blip r:embed="rId8"/>
+                    <a:stretch>
+                      <a:fillRect/>
+                    </a:stretch>
+                  </pic:blipFill>
+                  <pic:spPr>
+                    <a:xfrm>
+                      <a:off x="0" y="0"/>
+                      <a:ext cx="5943600" cy="1812925"/>
+                    </a:xfrm>
+                    <a:prstGeom prst="rect">
+                      <a:avLst/>
+                    </a:prstGeom>
+                  </pic:spPr>
+                </pic:pic>
+              </a:graphicData>
+            </a:graphic>
+          </wp:inline>
+        </w:drawing>
+      </w:r>
+    </w:p>
+    <w:p>
+      <w:pPr>
+        <w:spacing w:after="240"/>
+      </w:pPr>
+    </w:p>
+    <w:p>
+      <w:pPr>
         <w:spacing w:before="240" w:after="240"/>
         <w:ind w:left="720"/>
       </w:pPr>
@@ -359,6 +537,7 @@
         <w:spacing w:before="240" w:after="140" w:line="18" w:lineRule="auto"/>
       </w:pPr>
       <w:r>
+        <w:lastRenderedPageBreak/>
         <w:t xml:space="preserve">3. </w:t>
       </w:r>
       <w:r>
@@ -587,7 +766,6 @@
         </w:numPr>
       </w:pPr>
       <w:r>
-        <w:lastRenderedPageBreak/>
         <w:t>This route will:</w:t>
       </w:r>
     </w:p>
@@ -1223,7 +1401,6 @@
         <w:t xml:space="preserve"> branch.</w:t>
       </w:r>
     </w:p>
-    <w:p/>
     <w:p>
       <w:pPr>
         <w:rPr>
@@ -1232,68 +1409,7 @@
         </w:rPr>
       </w:pPr>
       <w:r>
-        <w:rPr>
-          <w:b/>
-          <w:bCs/>
-          <w:sz w:val="24"/>
-          <w:szCs w:val="24"/>
-        </w:rPr>
-        <w:t xml:space="preserve">Submission Guidelines -: </w:t>
-      </w:r>
-      <w:r>
-        <w:rPr>
-          <w:sz w:val="24"/>
-          <w:szCs w:val="24"/>
-        </w:rPr>
-        <w:t xml:space="preserve">Attach Screenshots or command along with explanation and submit in </w:t>
-      </w:r>
-      <w:proofErr w:type="gramStart"/>
-      <w:r>
-        <w:rPr>
-          <w:sz w:val="24"/>
-          <w:szCs w:val="24"/>
-        </w:rPr>
-        <w:t>doc(</w:t>
-      </w:r>
-      <w:proofErr w:type="gramEnd"/>
-      <w:r>
-        <w:rPr>
-          <w:sz w:val="24"/>
-          <w:szCs w:val="24"/>
-        </w:rPr>
-        <w:t xml:space="preserve">google doc or </w:t>
-      </w:r>
-      <w:proofErr w:type="spellStart"/>
-      <w:r>
-        <w:rPr>
-          <w:sz w:val="24"/>
-          <w:szCs w:val="24"/>
-        </w:rPr>
-        <w:t>microsoft</w:t>
-      </w:r>
-      <w:proofErr w:type="spellEnd"/>
-      <w:r>
-        <w:rPr>
-          <w:sz w:val="24"/>
-          <w:szCs w:val="24"/>
-        </w:rPr>
-        <w:t xml:space="preserve"> doc) format , also share link of your </w:t>
-      </w:r>
-      <w:proofErr w:type="spellStart"/>
-      <w:r>
-        <w:rPr>
-          <w:sz w:val="24"/>
-          <w:szCs w:val="24"/>
-        </w:rPr>
-        <w:t>github</w:t>
-      </w:r>
-      <w:proofErr w:type="spellEnd"/>
-      <w:r>
-        <w:rPr>
-          <w:sz w:val="24"/>
-          <w:szCs w:val="24"/>
-        </w:rPr>
-        <w:t xml:space="preserve"> repo</w:t>
+        <w:t xml:space="preserve"> </w:t>
       </w:r>
     </w:p>
     <w:p/>
@@ -2327,6 +2443,119 @@
     </w:lvl>
   </w:abstractNum>
   <w:abstractNum w:abstractNumId="9" w15:restartNumberingAfterBreak="0">
+    <w:nsid w:val="3AE404E6"/>
+    <w:multiLevelType w:val="hybridMultilevel"/>
+    <w:tmpl w:val="5E8203BA"/>
+    <w:lvl w:ilvl="0" w:tplc="D1DA327E">
+      <w:start w:val="1"/>
+      <w:numFmt w:val="bullet"/>
+      <w:lvlText w:val=""/>
+      <w:lvlJc w:val="left"/>
+      <w:pPr>
+        <w:ind w:left="720" w:hanging="360"/>
+      </w:pPr>
+      <w:rPr>
+        <w:rFonts w:ascii="Wingdings" w:eastAsia="Arial" w:hAnsi="Wingdings" w:cs="Arial" w:hint="default"/>
+      </w:rPr>
+    </w:lvl>
+    <w:lvl w:ilvl="1" w:tplc="40090003" w:tentative="1">
+      <w:start w:val="1"/>
+      <w:numFmt w:val="bullet"/>
+      <w:lvlText w:val="o"/>
+      <w:lvlJc w:val="left"/>
+      <w:pPr>
+        <w:ind w:left="1440" w:hanging="360"/>
+      </w:pPr>
+      <w:rPr>
+        <w:rFonts w:ascii="Courier New" w:hAnsi="Courier New" w:cs="Courier New" w:hint="default"/>
+      </w:rPr>
+    </w:lvl>
+    <w:lvl w:ilvl="2" w:tplc="40090005" w:tentative="1">
+      <w:start w:val="1"/>
+      <w:numFmt w:val="bullet"/>
+      <w:lvlText w:val=""/>
+      <w:lvlJc w:val="left"/>
+      <w:pPr>
+        <w:ind w:left="2160" w:hanging="360"/>
+      </w:pPr>
+      <w:rPr>
+        <w:rFonts w:ascii="Wingdings" w:hAnsi="Wingdings" w:hint="default"/>
+      </w:rPr>
+    </w:lvl>
+    <w:lvl w:ilvl="3" w:tplc="40090001" w:tentative="1">
+      <w:start w:val="1"/>
+      <w:numFmt w:val="bullet"/>
+      <w:lvlText w:val=""/>
+      <w:lvlJc w:val="left"/>
+      <w:pPr>
+        <w:ind w:left="2880" w:hanging="360"/>
+      </w:pPr>
+      <w:rPr>
+        <w:rFonts w:ascii="Symbol" w:hAnsi="Symbol" w:hint="default"/>
+      </w:rPr>
+    </w:lvl>
+    <w:lvl w:ilvl="4" w:tplc="40090003" w:tentative="1">
+      <w:start w:val="1"/>
+      <w:numFmt w:val="bullet"/>
+      <w:lvlText w:val="o"/>
+      <w:lvlJc w:val="left"/>
+      <w:pPr>
+        <w:ind w:left="3600" w:hanging="360"/>
+      </w:pPr>
+      <w:rPr>
+        <w:rFonts w:ascii="Courier New" w:hAnsi="Courier New" w:cs="Courier New" w:hint="default"/>
+      </w:rPr>
+    </w:lvl>
+    <w:lvl w:ilvl="5" w:tplc="40090005" w:tentative="1">
+      <w:start w:val="1"/>
+      <w:numFmt w:val="bullet"/>
+      <w:lvlText w:val=""/>
+      <w:lvlJc w:val="left"/>
+      <w:pPr>
+        <w:ind w:left="4320" w:hanging="360"/>
+      </w:pPr>
+      <w:rPr>
+        <w:rFonts w:ascii="Wingdings" w:hAnsi="Wingdings" w:hint="default"/>
+      </w:rPr>
+    </w:lvl>
+    <w:lvl w:ilvl="6" w:tplc="40090001" w:tentative="1">
+      <w:start w:val="1"/>
+      <w:numFmt w:val="bullet"/>
+      <w:lvlText w:val=""/>
+      <w:lvlJc w:val="left"/>
+      <w:pPr>
+        <w:ind w:left="5040" w:hanging="360"/>
+      </w:pPr>
+      <w:rPr>
+        <w:rFonts w:ascii="Symbol" w:hAnsi="Symbol" w:hint="default"/>
+      </w:rPr>
+    </w:lvl>
+    <w:lvl w:ilvl="7" w:tplc="40090003" w:tentative="1">
+      <w:start w:val="1"/>
+      <w:numFmt w:val="bullet"/>
+      <w:lvlText w:val="o"/>
+      <w:lvlJc w:val="left"/>
+      <w:pPr>
+        <w:ind w:left="5760" w:hanging="360"/>
+      </w:pPr>
+      <w:rPr>
+        <w:rFonts w:ascii="Courier New" w:hAnsi="Courier New" w:cs="Courier New" w:hint="default"/>
+      </w:rPr>
+    </w:lvl>
+    <w:lvl w:ilvl="8" w:tplc="40090005" w:tentative="1">
+      <w:start w:val="1"/>
+      <w:numFmt w:val="bullet"/>
+      <w:lvlText w:val=""/>
+      <w:lvlJc w:val="left"/>
+      <w:pPr>
+        <w:ind w:left="6480" w:hanging="360"/>
+      </w:pPr>
+      <w:rPr>
+        <w:rFonts w:ascii="Wingdings" w:hAnsi="Wingdings" w:hint="default"/>
+      </w:rPr>
+    </w:lvl>
+  </w:abstractNum>
+  <w:abstractNum w:abstractNumId="10" w15:restartNumberingAfterBreak="0">
     <w:nsid w:val="41CB4450"/>
     <w:multiLevelType w:val="multilevel"/>
     <w:tmpl w:val="DE38CE9E"/>
@@ -2439,7 +2668,7 @@
       </w:rPr>
     </w:lvl>
   </w:abstractNum>
-  <w:abstractNum w:abstractNumId="10" w15:restartNumberingAfterBreak="0">
+  <w:abstractNum w:abstractNumId="11" w15:restartNumberingAfterBreak="0">
     <w:nsid w:val="431F32F1"/>
     <w:multiLevelType w:val="multilevel"/>
     <w:tmpl w:val="F4CA7BBA"/>
@@ -2552,7 +2781,7 @@
       </w:rPr>
     </w:lvl>
   </w:abstractNum>
-  <w:abstractNum w:abstractNumId="11" w15:restartNumberingAfterBreak="0">
+  <w:abstractNum w:abstractNumId="12" w15:restartNumberingAfterBreak="0">
     <w:nsid w:val="4556415A"/>
     <w:multiLevelType w:val="multilevel"/>
     <w:tmpl w:val="98FC8AFA"/>
@@ -2665,7 +2894,7 @@
       </w:rPr>
     </w:lvl>
   </w:abstractNum>
-  <w:abstractNum w:abstractNumId="12" w15:restartNumberingAfterBreak="0">
+  <w:abstractNum w:abstractNumId="13" w15:restartNumberingAfterBreak="0">
     <w:nsid w:val="56467127"/>
     <w:multiLevelType w:val="multilevel"/>
     <w:tmpl w:val="83E2E954"/>
@@ -2778,7 +3007,7 @@
       </w:rPr>
     </w:lvl>
   </w:abstractNum>
-  <w:abstractNum w:abstractNumId="13" w15:restartNumberingAfterBreak="0">
+  <w:abstractNum w:abstractNumId="14" w15:restartNumberingAfterBreak="0">
     <w:nsid w:val="58F46190"/>
     <w:multiLevelType w:val="multilevel"/>
     <w:tmpl w:val="24F05CCC"/>
@@ -2891,7 +3120,7 @@
       </w:rPr>
     </w:lvl>
   </w:abstractNum>
-  <w:abstractNum w:abstractNumId="14" w15:restartNumberingAfterBreak="0">
+  <w:abstractNum w:abstractNumId="15" w15:restartNumberingAfterBreak="0">
     <w:nsid w:val="6520431A"/>
     <w:multiLevelType w:val="multilevel"/>
     <w:tmpl w:val="E8C2D76A"/>
@@ -3004,7 +3233,7 @@
       </w:rPr>
     </w:lvl>
   </w:abstractNum>
-  <w:abstractNum w:abstractNumId="15" w15:restartNumberingAfterBreak="0">
+  <w:abstractNum w:abstractNumId="16" w15:restartNumberingAfterBreak="0">
     <w:nsid w:val="67446910"/>
     <w:multiLevelType w:val="multilevel"/>
     <w:tmpl w:val="99D28776"/>
@@ -3117,7 +3346,7 @@
       </w:rPr>
     </w:lvl>
   </w:abstractNum>
-  <w:abstractNum w:abstractNumId="16" w15:restartNumberingAfterBreak="0">
+  <w:abstractNum w:abstractNumId="17" w15:restartNumberingAfterBreak="0">
     <w:nsid w:val="67917635"/>
     <w:multiLevelType w:val="multilevel"/>
     <w:tmpl w:val="5498B1CA"/>
@@ -3230,7 +3459,7 @@
       </w:rPr>
     </w:lvl>
   </w:abstractNum>
-  <w:abstractNum w:abstractNumId="17" w15:restartNumberingAfterBreak="0">
+  <w:abstractNum w:abstractNumId="18" w15:restartNumberingAfterBreak="0">
     <w:nsid w:val="68B52EAA"/>
     <w:multiLevelType w:val="multilevel"/>
     <w:tmpl w:val="B7223D2C"/>
@@ -3343,7 +3572,7 @@
       </w:rPr>
     </w:lvl>
   </w:abstractNum>
-  <w:abstractNum w:abstractNumId="18" w15:restartNumberingAfterBreak="0">
+  <w:abstractNum w:abstractNumId="19" w15:restartNumberingAfterBreak="0">
     <w:nsid w:val="6C78778D"/>
     <w:multiLevelType w:val="multilevel"/>
     <w:tmpl w:val="3A76199E"/>
@@ -3456,7 +3685,7 @@
       </w:rPr>
     </w:lvl>
   </w:abstractNum>
-  <w:abstractNum w:abstractNumId="19" w15:restartNumberingAfterBreak="0">
+  <w:abstractNum w:abstractNumId="20" w15:restartNumberingAfterBreak="0">
     <w:nsid w:val="6C7F0DC9"/>
     <w:multiLevelType w:val="multilevel"/>
     <w:tmpl w:val="39D62982"/>
@@ -3569,7 +3798,7 @@
       </w:rPr>
     </w:lvl>
   </w:abstractNum>
-  <w:abstractNum w:abstractNumId="20" w15:restartNumberingAfterBreak="0">
+  <w:abstractNum w:abstractNumId="21" w15:restartNumberingAfterBreak="0">
     <w:nsid w:val="7974228C"/>
     <w:multiLevelType w:val="multilevel"/>
     <w:tmpl w:val="0B40D90A"/>
@@ -3682,7 +3911,7 @@
       </w:rPr>
     </w:lvl>
   </w:abstractNum>
-  <w:abstractNum w:abstractNumId="21" w15:restartNumberingAfterBreak="0">
+  <w:abstractNum w:abstractNumId="22" w15:restartNumberingAfterBreak="0">
     <w:nsid w:val="7D421781"/>
     <w:multiLevelType w:val="multilevel"/>
     <w:tmpl w:val="E210049C"/>
@@ -3795,7 +4024,7 @@
       </w:rPr>
     </w:lvl>
   </w:abstractNum>
-  <w:abstractNum w:abstractNumId="22" w15:restartNumberingAfterBreak="0">
+  <w:abstractNum w:abstractNumId="23" w15:restartNumberingAfterBreak="0">
     <w:nsid w:val="7D8B1F6B"/>
     <w:multiLevelType w:val="multilevel"/>
     <w:tmpl w:val="E48C8AC0"/>
@@ -3909,19 +4138,19 @@
     </w:lvl>
   </w:abstractNum>
   <w:num w:numId="1">
-    <w:abstractNumId w:val="22"/>
+    <w:abstractNumId w:val="23"/>
   </w:num>
   <w:num w:numId="2">
-    <w:abstractNumId w:val="10"/>
+    <w:abstractNumId w:val="11"/>
   </w:num>
   <w:num w:numId="3">
     <w:abstractNumId w:val="1"/>
   </w:num>
   <w:num w:numId="4">
-    <w:abstractNumId w:val="20"/>
+    <w:abstractNumId w:val="21"/>
   </w:num>
   <w:num w:numId="5">
-    <w:abstractNumId w:val="18"/>
+    <w:abstractNumId w:val="19"/>
   </w:num>
   <w:num w:numId="6">
     <w:abstractNumId w:val="2"/>
@@ -3930,34 +4159,34 @@
     <w:abstractNumId w:val="8"/>
   </w:num>
   <w:num w:numId="8">
-    <w:abstractNumId w:val="14"/>
+    <w:abstractNumId w:val="15"/>
   </w:num>
   <w:num w:numId="9">
-    <w:abstractNumId w:val="11"/>
+    <w:abstractNumId w:val="12"/>
   </w:num>
   <w:num w:numId="10">
     <w:abstractNumId w:val="3"/>
   </w:num>
   <w:num w:numId="11">
-    <w:abstractNumId w:val="12"/>
+    <w:abstractNumId w:val="13"/>
   </w:num>
   <w:num w:numId="12">
-    <w:abstractNumId w:val="16"/>
+    <w:abstractNumId w:val="17"/>
   </w:num>
   <w:num w:numId="13">
     <w:abstractNumId w:val="5"/>
   </w:num>
   <w:num w:numId="14">
-    <w:abstractNumId w:val="19"/>
+    <w:abstractNumId w:val="20"/>
   </w:num>
   <w:num w:numId="15">
-    <w:abstractNumId w:val="17"/>
+    <w:abstractNumId w:val="18"/>
   </w:num>
   <w:num w:numId="16">
     <w:abstractNumId w:val="4"/>
   </w:num>
   <w:num w:numId="17">
-    <w:abstractNumId w:val="15"/>
+    <w:abstractNumId w:val="16"/>
   </w:num>
   <w:num w:numId="18">
     <w:abstractNumId w:val="7"/>
@@ -3966,16 +4195,19 @@
     <w:abstractNumId w:val="0"/>
   </w:num>
   <w:num w:numId="20">
-    <w:abstractNumId w:val="13"/>
+    <w:abstractNumId w:val="14"/>
   </w:num>
   <w:num w:numId="21">
-    <w:abstractNumId w:val="9"/>
+    <w:abstractNumId w:val="10"/>
   </w:num>
   <w:num w:numId="22">
-    <w:abstractNumId w:val="21"/>
+    <w:abstractNumId w:val="22"/>
   </w:num>
   <w:num w:numId="23">
     <w:abstractNumId w:val="6"/>
+  </w:num>
+  <w:num w:numId="24">
+    <w:abstractNumId w:val="9"/>
   </w:num>
 </w:numbering>
 </file>
@@ -4593,6 +4825,17 @@
       <w:szCs w:val="18"/>
     </w:rPr>
   </w:style>
+  <w:style w:type="paragraph" w:styleId="ListParagraph">
+    <w:name w:val="List Paragraph"/>
+    <w:basedOn w:val="Normal"/>
+    <w:uiPriority w:val="34"/>
+    <w:qFormat/>
+    <w:rsid w:val="001A31EC"/>
+    <w:pPr>
+      <w:ind w:left="720"/>
+      <w:contextualSpacing/>
+    </w:pPr>
+  </w:style>
 </w:styles>
 </file>
 

--- a/Git and github 4.docx
+++ b/Git and github 4.docx
@@ -208,8 +208,6 @@
       <w:pPr>
         <w:ind w:left="720"/>
       </w:pPr>
-      <w:bookmarkStart w:id="0" w:name="_GoBack"/>
-      <w:bookmarkEnd w:id="0"/>
       <w:r>
         <w:rPr>
           <w:noProof/>
@@ -267,10 +265,7 @@
         <w:spacing w:after="240"/>
       </w:pPr>
       <w:r>
-        <w:t>Commit the changes</w:t>
-      </w:r>
-      <w:r>
-        <w:t xml:space="preserve"> and merge the branch into the </w:t>
+        <w:t xml:space="preserve">Commit the changes and merge the branch into the </w:t>
       </w:r>
       <w:r>
         <w:rPr>
@@ -346,12 +341,30 @@
     <w:p>
       <w:pPr>
         <w:spacing w:before="240" w:line="16" w:lineRule="auto"/>
-      </w:pPr>
-      <w:r>
         <w:rPr>
           <w:sz w:val="24"/>
           <w:szCs w:val="24"/>
         </w:rPr>
+      </w:pPr>
+    </w:p>
+    <w:p>
+      <w:pPr>
+        <w:spacing w:before="240" w:line="16" w:lineRule="auto"/>
+        <w:rPr>
+          <w:sz w:val="24"/>
+          <w:szCs w:val="24"/>
+        </w:rPr>
+      </w:pPr>
+    </w:p>
+    <w:p>
+      <w:pPr>
+        <w:spacing w:before="240" w:line="16" w:lineRule="auto"/>
+      </w:pPr>
+      <w:r>
+        <w:rPr>
+          <w:sz w:val="24"/>
+          <w:szCs w:val="24"/>
+        </w:rPr>
         <w:t xml:space="preserve">2. </w:t>
       </w:r>
       <w:r>
@@ -395,6 +408,22 @@
       <w:r>
         <w:t>).</w:t>
       </w:r>
+    </w:p>
+    <w:p>
+      <w:pPr>
+        <w:spacing w:before="240" w:line="16" w:lineRule="auto"/>
+      </w:pPr>
+      <w:r>
+        <w:sym w:font="Wingdings" w:char="F0E0"/>
+      </w:r>
+      <w:r>
+        <w:t xml:space="preserve"> git branch </w:t>
+      </w:r>
+      <w:proofErr w:type="spellStart"/>
+      <w:r>
+        <w:t>adeore_new</w:t>
+      </w:r>
+      <w:proofErr w:type="spellEnd"/>
     </w:p>
     <w:p>
       <w:pPr>
@@ -482,10 +511,7 @@
         </w:numPr>
       </w:pPr>
       <w:r>
-        <w:t xml:space="preserve">If there are </w:t>
-      </w:r>
-      <w:r>
-        <w:t xml:space="preserve">conflicts during the merge, resolve them by accepting the changes from the </w:t>
+        <w:t xml:space="preserve">If there are conflicts during the merge, resolve them by accepting the changes from the </w:t>
       </w:r>
       <w:r>
         <w:rPr>
@@ -523,7 +549,103 @@
         <w:spacing w:after="240"/>
       </w:pPr>
       <w:r>
+        <w:lastRenderedPageBreak/>
         <w:t>Add the resolved changes to the staging area, commit them, and push the updates to the remote repository.</w:t>
+      </w:r>
+    </w:p>
+    <w:p>
+      <w:pPr>
+        <w:spacing w:after="240"/>
+      </w:pPr>
+      <w:r>
+        <w:rPr>
+          <w:noProof/>
+        </w:rPr>
+        <w:drawing>
+          <wp:inline distT="0" distB="0" distL="0" distR="0" wp14:anchorId="7543F8D2" wp14:editId="3558561C">
+            <wp:extent cx="5943600" cy="2036445"/>
+            <wp:effectExtent l="0" t="0" r="0" b="1905"/>
+            <wp:docPr id="5" name="Picture 5"/>
+            <wp:cNvGraphicFramePr>
+              <a:graphicFrameLocks xmlns:a="http://schemas.openxmlformats.org/drawingml/2006/main" noChangeAspect="1"/>
+            </wp:cNvGraphicFramePr>
+            <a:graphic xmlns:a="http://schemas.openxmlformats.org/drawingml/2006/main">
+              <a:graphicData uri="http://schemas.openxmlformats.org/drawingml/2006/picture">
+                <pic:pic xmlns:pic="http://schemas.openxmlformats.org/drawingml/2006/picture">
+                  <pic:nvPicPr>
+                    <pic:cNvPr id="1" name=""/>
+                    <pic:cNvPicPr/>
+                  </pic:nvPicPr>
+                  <pic:blipFill>
+                    <a:blip r:embed="rId9"/>
+                    <a:stretch>
+                      <a:fillRect/>
+                    </a:stretch>
+                  </pic:blipFill>
+                  <pic:spPr>
+                    <a:xfrm>
+                      <a:off x="0" y="0"/>
+                      <a:ext cx="5943600" cy="2036445"/>
+                    </a:xfrm>
+                    <a:prstGeom prst="rect">
+                      <a:avLst/>
+                    </a:prstGeom>
+                  </pic:spPr>
+                </pic:pic>
+              </a:graphicData>
+            </a:graphic>
+          </wp:inline>
+        </w:drawing>
+      </w:r>
+    </w:p>
+    <w:p>
+      <w:pPr>
+        <w:spacing w:after="240"/>
+      </w:pPr>
+    </w:p>
+    <w:p>
+      <w:pPr>
+        <w:spacing w:after="240"/>
+      </w:pPr>
+      <w:r>
+        <w:rPr>
+          <w:noProof/>
+        </w:rPr>
+        <w:drawing>
+          <wp:inline distT="0" distB="0" distL="0" distR="0" wp14:anchorId="34684B68" wp14:editId="08942A7F">
+            <wp:extent cx="5943600" cy="1744345"/>
+            <wp:effectExtent l="0" t="0" r="0" b="8255"/>
+            <wp:docPr id="6" name="Picture 6"/>
+            <wp:cNvGraphicFramePr>
+              <a:graphicFrameLocks xmlns:a="http://schemas.openxmlformats.org/drawingml/2006/main" noChangeAspect="1"/>
+            </wp:cNvGraphicFramePr>
+            <a:graphic xmlns:a="http://schemas.openxmlformats.org/drawingml/2006/main">
+              <a:graphicData uri="http://schemas.openxmlformats.org/drawingml/2006/picture">
+                <pic:pic xmlns:pic="http://schemas.openxmlformats.org/drawingml/2006/picture">
+                  <pic:nvPicPr>
+                    <pic:cNvPr id="1" name=""/>
+                    <pic:cNvPicPr/>
+                  </pic:nvPicPr>
+                  <pic:blipFill>
+                    <a:blip r:embed="rId10"/>
+                    <a:stretch>
+                      <a:fillRect/>
+                    </a:stretch>
+                  </pic:blipFill>
+                  <pic:spPr>
+                    <a:xfrm>
+                      <a:off x="0" y="0"/>
+                      <a:ext cx="5943600" cy="1744345"/>
+                    </a:xfrm>
+                    <a:prstGeom prst="rect">
+                      <a:avLst/>
+                    </a:prstGeom>
+                  </pic:spPr>
+                </pic:pic>
+              </a:graphicData>
+            </a:graphic>
+          </wp:inline>
+        </w:drawing>
       </w:r>
     </w:p>
     <w:p>
@@ -536,8 +658,37 @@
       <w:pPr>
         <w:spacing w:before="240" w:after="140" w:line="18" w:lineRule="auto"/>
       </w:pPr>
-      <w:r>
-        <w:lastRenderedPageBreak/>
+    </w:p>
+    <w:p>
+      <w:pPr>
+        <w:spacing w:before="240" w:after="140" w:line="18" w:lineRule="auto"/>
+      </w:pPr>
+    </w:p>
+    <w:p>
+      <w:pPr>
+        <w:spacing w:before="240" w:after="140" w:line="18" w:lineRule="auto"/>
+      </w:pPr>
+    </w:p>
+    <w:p>
+      <w:pPr>
+        <w:spacing w:before="240" w:after="140" w:line="18" w:lineRule="auto"/>
+      </w:pPr>
+    </w:p>
+    <w:p>
+      <w:pPr>
+        <w:spacing w:before="240" w:after="140" w:line="18" w:lineRule="auto"/>
+      </w:pPr>
+    </w:p>
+    <w:p>
+      <w:pPr>
+        <w:spacing w:before="240" w:after="140" w:line="18" w:lineRule="auto"/>
+      </w:pPr>
+    </w:p>
+    <w:p>
+      <w:pPr>
+        <w:spacing w:before="240" w:after="140" w:line="18" w:lineRule="auto"/>
+      </w:pPr>
+      <w:r>
         <w:t xml:space="preserve">3. </w:t>
       </w:r>
       <w:r>
@@ -570,10 +721,7 @@
         <w:t>master_1</w:t>
       </w:r>
       <w:r>
-        <w:t xml:space="preserve"> </w:t>
-      </w:r>
-      <w:r>
-        <w:t xml:space="preserve">and </w:t>
+        <w:t xml:space="preserve"> and </w:t>
       </w:r>
       <w:r>
         <w:rPr>
@@ -595,6 +743,57 @@
       <w:r>
         <w:t xml:space="preserve"> branch.</w:t>
       </w:r>
+    </w:p>
+    <w:p>
+      <w:pPr>
+        <w:spacing w:before="240"/>
+      </w:pPr>
+      <w:r>
+        <w:rPr>
+          <w:noProof/>
+        </w:rPr>
+        <w:lastRenderedPageBreak/>
+        <w:drawing>
+          <wp:inline distT="0" distB="0" distL="0" distR="0" wp14:anchorId="086C3A55" wp14:editId="454E8E6B">
+            <wp:extent cx="5943600" cy="1635125"/>
+            <wp:effectExtent l="0" t="0" r="0" b="3175"/>
+            <wp:docPr id="7" name="Picture 7"/>
+            <wp:cNvGraphicFramePr>
+              <a:graphicFrameLocks xmlns:a="http://schemas.openxmlformats.org/drawingml/2006/main" noChangeAspect="1"/>
+            </wp:cNvGraphicFramePr>
+            <a:graphic xmlns:a="http://schemas.openxmlformats.org/drawingml/2006/main">
+              <a:graphicData uri="http://schemas.openxmlformats.org/drawingml/2006/picture">
+                <pic:pic xmlns:pic="http://schemas.openxmlformats.org/drawingml/2006/picture">
+                  <pic:nvPicPr>
+                    <pic:cNvPr id="1" name=""/>
+                    <pic:cNvPicPr/>
+                  </pic:nvPicPr>
+                  <pic:blipFill>
+                    <a:blip r:embed="rId11"/>
+                    <a:stretch>
+                      <a:fillRect/>
+                    </a:stretch>
+                  </pic:blipFill>
+                  <pic:spPr>
+                    <a:xfrm>
+                      <a:off x="0" y="0"/>
+                      <a:ext cx="5943600" cy="1635125"/>
+                    </a:xfrm>
+                    <a:prstGeom prst="rect">
+                      <a:avLst/>
+                    </a:prstGeom>
+                  </pic:spPr>
+                </pic:pic>
+              </a:graphicData>
+            </a:graphic>
+          </wp:inline>
+        </w:drawing>
+      </w:r>
+    </w:p>
+    <w:p>
+      <w:pPr>
+        <w:spacing w:before="240"/>
+      </w:pPr>
     </w:p>
     <w:p>
       <w:pPr>
@@ -877,11 +1076,67 @@
     </w:p>
     <w:p>
       <w:pPr>
+        <w:spacing w:after="240"/>
+      </w:pPr>
+      <w:r>
+        <w:rPr>
+          <w:noProof/>
+        </w:rPr>
+        <w:drawing>
+          <wp:inline distT="0" distB="0" distL="0" distR="0" wp14:anchorId="78F1C383" wp14:editId="1A43629E">
+            <wp:extent cx="5943600" cy="3298190"/>
+            <wp:effectExtent l="0" t="0" r="0" b="0"/>
+            <wp:docPr id="8" name="Picture 8"/>
+            <wp:cNvGraphicFramePr>
+              <a:graphicFrameLocks xmlns:a="http://schemas.openxmlformats.org/drawingml/2006/main" noChangeAspect="1"/>
+            </wp:cNvGraphicFramePr>
+            <a:graphic xmlns:a="http://schemas.openxmlformats.org/drawingml/2006/main">
+              <a:graphicData uri="http://schemas.openxmlformats.org/drawingml/2006/picture">
+                <pic:pic xmlns:pic="http://schemas.openxmlformats.org/drawingml/2006/picture">
+                  <pic:nvPicPr>
+                    <pic:cNvPr id="1" name=""/>
+                    <pic:cNvPicPr/>
+                  </pic:nvPicPr>
+                  <pic:blipFill>
+                    <a:blip r:embed="rId12"/>
+                    <a:stretch>
+                      <a:fillRect/>
+                    </a:stretch>
+                  </pic:blipFill>
+                  <pic:spPr>
+                    <a:xfrm>
+                      <a:off x="0" y="0"/>
+                      <a:ext cx="5943600" cy="3298190"/>
+                    </a:xfrm>
+                    <a:prstGeom prst="rect">
+                      <a:avLst/>
+                    </a:prstGeom>
+                  </pic:spPr>
+                </pic:pic>
+              </a:graphicData>
+            </a:graphic>
+          </wp:inline>
+        </w:drawing>
+      </w:r>
+    </w:p>
+    <w:p>
+      <w:pPr>
+        <w:spacing w:after="240"/>
+      </w:pPr>
+    </w:p>
+    <w:p>
+      <w:pPr>
         <w:spacing w:before="240" w:after="140" w:line="18" w:lineRule="auto"/>
       </w:pPr>
       <w:r>
+        <w:lastRenderedPageBreak/>
         <w:br/>
       </w:r>
+    </w:p>
+    <w:p>
+      <w:pPr>
+        <w:spacing w:before="240" w:after="140" w:line="18" w:lineRule="auto"/>
+      </w:pPr>
     </w:p>
     <w:p>
       <w:pPr>
@@ -1016,14 +1271,7 @@
           <w:b/>
           <w:bCs/>
         </w:rPr>
-        <w:t>First com</w:t>
-      </w:r>
-      <w:r>
-        <w:rPr>
-          <w:b/>
-          <w:bCs/>
-        </w:rPr>
-        <w:t>mit</w:t>
+        <w:t>First commit</w:t>
       </w:r>
       <w:r>
         <w:t xml:space="preserve">: Add </w:t>
@@ -1096,6 +1344,49 @@
       </w:r>
     </w:p>
     <w:p>
+      <w:r>
+        <w:rPr>
+          <w:noProof/>
+        </w:rPr>
+        <w:drawing>
+          <wp:inline distT="0" distB="0" distL="0" distR="0" wp14:anchorId="1EAC9A2D" wp14:editId="0A9DF694">
+            <wp:extent cx="5943600" cy="969010"/>
+            <wp:effectExtent l="0" t="0" r="0" b="2540"/>
+            <wp:docPr id="10" name="Picture 10"/>
+            <wp:cNvGraphicFramePr>
+              <a:graphicFrameLocks xmlns:a="http://schemas.openxmlformats.org/drawingml/2006/main" noChangeAspect="1"/>
+            </wp:cNvGraphicFramePr>
+            <a:graphic xmlns:a="http://schemas.openxmlformats.org/drawingml/2006/main">
+              <a:graphicData uri="http://schemas.openxmlformats.org/drawingml/2006/picture">
+                <pic:pic xmlns:pic="http://schemas.openxmlformats.org/drawingml/2006/picture">
+                  <pic:nvPicPr>
+                    <pic:cNvPr id="1" name=""/>
+                    <pic:cNvPicPr/>
+                  </pic:nvPicPr>
+                  <pic:blipFill>
+                    <a:blip r:embed="rId13"/>
+                    <a:stretch>
+                      <a:fillRect/>
+                    </a:stretch>
+                  </pic:blipFill>
+                  <pic:spPr>
+                    <a:xfrm>
+                      <a:off x="0" y="0"/>
+                      <a:ext cx="5943600" cy="969010"/>
+                    </a:xfrm>
+                    <a:prstGeom prst="rect">
+                      <a:avLst/>
+                    </a:prstGeom>
+                  </pic:spPr>
+                </pic:pic>
+              </a:graphicData>
+            </a:graphic>
+          </wp:inline>
+        </w:drawing>
+      </w:r>
+    </w:p>
+    <w:p/>
+    <w:p>
       <w:pPr>
         <w:numPr>
           <w:ilvl w:val="0"/>
@@ -1299,10 +1590,7 @@
         </w:numPr>
       </w:pPr>
       <w:r>
-        <w:t xml:space="preserve">Rebase the updated changes in </w:t>
-      </w:r>
-      <w:r>
-        <w:t xml:space="preserve">the </w:t>
+        <w:t xml:space="preserve">Rebase the updated changes in the </w:t>
       </w:r>
       <w:r>
         <w:rPr>
@@ -1402,6 +1690,53 @@
       </w:r>
     </w:p>
     <w:p>
+      <w:r>
+        <w:lastRenderedPageBreak/>
+        <w:t xml:space="preserve"> </w:t>
+      </w:r>
+      <w:r>
+        <w:rPr>
+          <w:noProof/>
+        </w:rPr>
+        <w:drawing>
+          <wp:inline distT="0" distB="0" distL="0" distR="0" wp14:anchorId="01C09ED5" wp14:editId="5533C70D">
+            <wp:extent cx="5943600" cy="2729865"/>
+            <wp:effectExtent l="0" t="0" r="0" b="0"/>
+            <wp:docPr id="12" name="Picture 12"/>
+            <wp:cNvGraphicFramePr>
+              <a:graphicFrameLocks xmlns:a="http://schemas.openxmlformats.org/drawingml/2006/main" noChangeAspect="1"/>
+            </wp:cNvGraphicFramePr>
+            <a:graphic xmlns:a="http://schemas.openxmlformats.org/drawingml/2006/main">
+              <a:graphicData uri="http://schemas.openxmlformats.org/drawingml/2006/picture">
+                <pic:pic xmlns:pic="http://schemas.openxmlformats.org/drawingml/2006/picture">
+                  <pic:nvPicPr>
+                    <pic:cNvPr id="1" name=""/>
+                    <pic:cNvPicPr/>
+                  </pic:nvPicPr>
+                  <pic:blipFill>
+                    <a:blip r:embed="rId14"/>
+                    <a:stretch>
+                      <a:fillRect/>
+                    </a:stretch>
+                  </pic:blipFill>
+                  <pic:spPr>
+                    <a:xfrm>
+                      <a:off x="0" y="0"/>
+                      <a:ext cx="5943600" cy="2729865"/>
+                    </a:xfrm>
+                    <a:prstGeom prst="rect">
+                      <a:avLst/>
+                    </a:prstGeom>
+                  </pic:spPr>
+                </pic:pic>
+              </a:graphicData>
+            </a:graphic>
+          </wp:inline>
+        </w:drawing>
+      </w:r>
+    </w:p>
+    <w:p/>
+    <w:p>
       <w:pPr>
         <w:rPr>
           <w:sz w:val="24"/>
@@ -1409,10 +1744,164 @@
         </w:rPr>
       </w:pPr>
       <w:r>
-        <w:t xml:space="preserve"> </w:t>
-      </w:r>
+        <w:rPr>
+          <w:noProof/>
+        </w:rPr>
+        <w:drawing>
+          <wp:inline distT="0" distB="0" distL="0" distR="0" wp14:anchorId="3108C206" wp14:editId="5449F56C">
+            <wp:extent cx="5943600" cy="4015740"/>
+            <wp:effectExtent l="0" t="0" r="0" b="3810"/>
+            <wp:docPr id="13" name="Picture 13"/>
+            <wp:cNvGraphicFramePr>
+              <a:graphicFrameLocks xmlns:a="http://schemas.openxmlformats.org/drawingml/2006/main" noChangeAspect="1"/>
+            </wp:cNvGraphicFramePr>
+            <a:graphic xmlns:a="http://schemas.openxmlformats.org/drawingml/2006/main">
+              <a:graphicData uri="http://schemas.openxmlformats.org/drawingml/2006/picture">
+                <pic:pic xmlns:pic="http://schemas.openxmlformats.org/drawingml/2006/picture">
+                  <pic:nvPicPr>
+                    <pic:cNvPr id="1" name=""/>
+                    <pic:cNvPicPr/>
+                  </pic:nvPicPr>
+                  <pic:blipFill>
+                    <a:blip r:embed="rId15"/>
+                    <a:stretch>
+                      <a:fillRect/>
+                    </a:stretch>
+                  </pic:blipFill>
+                  <pic:spPr>
+                    <a:xfrm>
+                      <a:off x="0" y="0"/>
+                      <a:ext cx="5943600" cy="4015740"/>
+                    </a:xfrm>
+                    <a:prstGeom prst="rect">
+                      <a:avLst/>
+                    </a:prstGeom>
+                  </pic:spPr>
+                </pic:pic>
+              </a:graphicData>
+            </a:graphic>
+          </wp:inline>
+        </w:drawing>
+      </w:r>
+    </w:p>
+    <w:p>
+      <w:pPr>
+        <w:rPr>
+          <w:sz w:val="24"/>
+          <w:szCs w:val="24"/>
+        </w:rPr>
+      </w:pPr>
+    </w:p>
+    <w:p>
+      <w:pPr>
+        <w:rPr>
+          <w:sz w:val="24"/>
+          <w:szCs w:val="24"/>
+        </w:rPr>
+      </w:pPr>
+      <w:r>
+        <w:rPr>
+          <w:noProof/>
+        </w:rPr>
+        <w:lastRenderedPageBreak/>
+        <w:drawing>
+          <wp:inline distT="0" distB="0" distL="0" distR="0" wp14:anchorId="14B81D19" wp14:editId="391AC967">
+            <wp:extent cx="5943600" cy="2269490"/>
+            <wp:effectExtent l="0" t="0" r="0" b="0"/>
+            <wp:docPr id="14" name="Picture 14"/>
+            <wp:cNvGraphicFramePr>
+              <a:graphicFrameLocks xmlns:a="http://schemas.openxmlformats.org/drawingml/2006/main" noChangeAspect="1"/>
+            </wp:cNvGraphicFramePr>
+            <a:graphic xmlns:a="http://schemas.openxmlformats.org/drawingml/2006/main">
+              <a:graphicData uri="http://schemas.openxmlformats.org/drawingml/2006/picture">
+                <pic:pic xmlns:pic="http://schemas.openxmlformats.org/drawingml/2006/picture">
+                  <pic:nvPicPr>
+                    <pic:cNvPr id="1" name=""/>
+                    <pic:cNvPicPr/>
+                  </pic:nvPicPr>
+                  <pic:blipFill>
+                    <a:blip r:embed="rId16"/>
+                    <a:stretch>
+                      <a:fillRect/>
+                    </a:stretch>
+                  </pic:blipFill>
+                  <pic:spPr>
+                    <a:xfrm>
+                      <a:off x="0" y="0"/>
+                      <a:ext cx="5943600" cy="2269490"/>
+                    </a:xfrm>
+                    <a:prstGeom prst="rect">
+                      <a:avLst/>
+                    </a:prstGeom>
+                  </pic:spPr>
+                </pic:pic>
+              </a:graphicData>
+            </a:graphic>
+          </wp:inline>
+        </w:drawing>
+      </w:r>
+    </w:p>
+    <w:p>
+      <w:pPr>
+        <w:rPr>
+          <w:sz w:val="24"/>
+          <w:szCs w:val="24"/>
+        </w:rPr>
+      </w:pPr>
+    </w:p>
+    <w:p>
+      <w:pPr>
+        <w:rPr>
+          <w:sz w:val="24"/>
+          <w:szCs w:val="24"/>
+        </w:rPr>
+      </w:pPr>
+      <w:bookmarkStart w:id="0" w:name="_GoBack"/>
+      <w:bookmarkEnd w:id="0"/>
     </w:p>
     <w:p/>
+    <w:p>
+      <w:r>
+        <w:rPr>
+          <w:noProof/>
+        </w:rPr>
+        <w:drawing>
+          <wp:inline distT="0" distB="0" distL="0" distR="0" wp14:anchorId="0DBB5999" wp14:editId="0BFF24BC">
+            <wp:extent cx="5943600" cy="2480310"/>
+            <wp:effectExtent l="0" t="0" r="0" b="0"/>
+            <wp:docPr id="11" name="Picture 11"/>
+            <wp:cNvGraphicFramePr>
+              <a:graphicFrameLocks xmlns:a="http://schemas.openxmlformats.org/drawingml/2006/main" noChangeAspect="1"/>
+            </wp:cNvGraphicFramePr>
+            <a:graphic xmlns:a="http://schemas.openxmlformats.org/drawingml/2006/main">
+              <a:graphicData uri="http://schemas.openxmlformats.org/drawingml/2006/picture">
+                <pic:pic xmlns:pic="http://schemas.openxmlformats.org/drawingml/2006/picture">
+                  <pic:nvPicPr>
+                    <pic:cNvPr id="1" name=""/>
+                    <pic:cNvPicPr/>
+                  </pic:nvPicPr>
+                  <pic:blipFill>
+                    <a:blip r:embed="rId17"/>
+                    <a:stretch>
+                      <a:fillRect/>
+                    </a:stretch>
+                  </pic:blipFill>
+                  <pic:spPr>
+                    <a:xfrm>
+                      <a:off x="0" y="0"/>
+                      <a:ext cx="5943600" cy="2480310"/>
+                    </a:xfrm>
+                    <a:prstGeom prst="rect">
+                      <a:avLst/>
+                    </a:prstGeom>
+                  </pic:spPr>
+                </pic:pic>
+              </a:graphicData>
+            </a:graphic>
+          </wp:inline>
+        </w:drawing>
+      </w:r>
+    </w:p>
     <w:sectPr>
       <w:pgSz w:w="12240" w:h="15840"/>
       <w:pgMar w:top="1440" w:right="1440" w:bottom="1440" w:left="1440" w:header="720" w:footer="720" w:gutter="0"/>
